--- a/python/Inspect_EDF/tutorials/1_install_python.docx
+++ b/python/Inspect_EDF/tutorials/1_install_python.docx
@@ -1,6 +1,6 @@
 
 <file path=word/document.xml><?xml version="1.0" encoding="utf-8"?>
-<w:document xmlns:wpc="http://schemas.microsoft.com/office/word/2010/wordprocessingCanvas" xmlns:cx="http://schemas.microsoft.com/office/drawing/2014/chartex" xmlns:cx1="http://schemas.microsoft.com/office/drawing/2015/9/8/chartex" xmlns:cx2="http://schemas.microsoft.com/office/drawing/2015/10/21/chartex" xmlns:cx3="http://schemas.microsoft.com/office/drawing/2016/5/9/chartex" xmlns:cx4="http://schemas.microsoft.com/office/drawing/2016/5/10/chartex" xmlns:cx5="http://schemas.microsoft.com/office/drawing/2016/5/11/chartex" xmlns:cx6="http://schemas.microsoft.com/office/drawing/2016/5/12/chartex" xmlns:cx7="http://schemas.microsoft.com/office/drawing/2016/5/13/chartex" xmlns:cx8="http://schemas.microsoft.com/office/drawing/2016/5/14/chartex" xmlns:mc="http://schemas.openxmlformats.org/markup-compatibility/2006" xmlns:aink="http://schemas.microsoft.com/office/drawing/2016/ink" xmlns:am3d="http://schemas.microsoft.com/office/drawing/2017/model3d" xmlns:o="urn:schemas-microsoft-com:office:office" xmlns:oel="http://schemas.microsoft.com/office/2019/extlst" xmlns:r="http://schemas.openxmlformats.org/officeDocument/2006/relationships" xmlns:m="http://schemas.openxmlformats.org/officeDocument/2006/math" xmlns:v="urn:schemas-microsoft-com:vml" xmlns:wp14="http://schemas.microsoft.com/office/word/2010/wordprocessingDrawing" xmlns:wp="http://schemas.openxmlformats.org/drawingml/2006/wordprocessingDrawing" xmlns:w10="urn:schemas-microsoft-com:office:word" xmlns:w="http://schemas.openxmlformats.org/wordprocessingml/2006/main" xmlns:w14="http://schemas.microsoft.com/office/word/2010/wordml" xmlns:w15="http://schemas.microsoft.com/office/word/2012/wordml" xmlns:w16cex="http://schemas.microsoft.com/office/word/2018/wordml/cex" xmlns:w16cid="http://schemas.microsoft.com/office/word/2016/wordml/cid" xmlns:w16="http://schemas.microsoft.com/office/word/2018/wordml" xmlns:w16du="http://schemas.microsoft.com/office/word/2023/wordml/word16du" xmlns:w16sdtdh="http://schemas.microsoft.com/office/word/2020/wordml/sdtdatahash" xmlns:w16sdtfl="http://schemas.microsoft.com/office/word/2024/wordml/sdtformatlock" xmlns:w16se="http://schemas.microsoft.com/office/word/2015/wordml/symex" xmlns:wpg="http://schemas.microsoft.com/office/word/2010/wordprocessingGroup" xmlns:wpi="http://schemas.microsoft.com/office/word/2010/wordprocessingInk" xmlns:wne="http://schemas.microsoft.com/office/word/2006/wordml" xmlns:wps="http://schemas.microsoft.com/office/word/2010/wordprocessingShape" xmlns:a="http://schemas.openxmlformats.org/drawingml/2006/main" xmlns:pic="http://schemas.openxmlformats.org/drawingml/2006/picture" xmlns:a14="http://schemas.microsoft.com/office/drawing/2010/main" mc:Ignorable="w14 w15 w16se w16cid w16 w16cex w16sdtdh w16sdtfl w16du wp14">
+<w:document xmlns:wpc="http://schemas.microsoft.com/office/word/2010/wordprocessingCanvas" xmlns:cx="http://schemas.microsoft.com/office/drawing/2014/chartex" xmlns:cx1="http://schemas.microsoft.com/office/drawing/2015/9/8/chartex" xmlns:cx2="http://schemas.microsoft.com/office/drawing/2015/10/21/chartex" xmlns:cx3="http://schemas.microsoft.com/office/drawing/2016/5/9/chartex" xmlns:cx4="http://schemas.microsoft.com/office/drawing/2016/5/10/chartex" xmlns:cx5="http://schemas.microsoft.com/office/drawing/2016/5/11/chartex" xmlns:cx6="http://schemas.microsoft.com/office/drawing/2016/5/12/chartex" xmlns:cx7="http://schemas.microsoft.com/office/drawing/2016/5/13/chartex" xmlns:cx8="http://schemas.microsoft.com/office/drawing/2016/5/14/chartex" xmlns:mc="http://schemas.openxmlformats.org/markup-compatibility/2006" xmlns:aink="http://schemas.microsoft.com/office/drawing/2016/ink" xmlns:am3d="http://schemas.microsoft.com/office/drawing/2017/model3d" xmlns:o="urn:schemas-microsoft-com:office:office" xmlns:oel="http://schemas.microsoft.com/office/2019/extlst" xmlns:r="http://schemas.openxmlformats.org/officeDocument/2006/relationships" xmlns:m="http://schemas.openxmlformats.org/officeDocument/2006/math" xmlns:v="urn:schemas-microsoft-com:vml" xmlns:wp14="http://schemas.microsoft.com/office/word/2010/wordprocessingDrawing" xmlns:wp="http://schemas.openxmlformats.org/drawingml/2006/wordprocessingDrawing" xmlns:w10="urn:schemas-microsoft-com:office:word" xmlns:w="http://schemas.openxmlformats.org/wordprocessingml/2006/main" xmlns:w14="http://schemas.microsoft.com/office/word/2010/wordml" xmlns:w15="http://schemas.microsoft.com/office/word/2012/wordml" xmlns:w16cex="http://schemas.microsoft.com/office/word/2018/wordml/cex" xmlns:w16cid="http://schemas.microsoft.com/office/word/2016/wordml/cid" xmlns:w16="http://schemas.microsoft.com/office/word/2018/wordml" xmlns:w16du="http://schemas.microsoft.com/office/word/2023/wordml/word16du" xmlns:w16sdtdh="http://schemas.microsoft.com/office/word/2020/wordml/sdtdatahash" xmlns:w16sdtfl="http://schemas.microsoft.com/office/word/2024/wordml/sdtformatlock" xmlns:w16se="http://schemas.microsoft.com/office/word/2015/wordml/symex" xmlns:wpg="http://schemas.microsoft.com/office/word/2010/wordprocessingGroup" xmlns:wpi="http://schemas.microsoft.com/office/word/2010/wordprocessingInk" xmlns:wne="http://schemas.microsoft.com/office/word/2006/wordml" xmlns:wps="http://schemas.microsoft.com/office/word/2010/wordprocessingShape" mc:Ignorable="w14 w15 w16se w16cid w16 w16cex w16sdtdh w16sdtfl w16du wp14">
   <w:body>
     <w:p>
       <w:pPr>
@@ -143,7 +143,7 @@
           <w:lang w:val="en-US"/>
         </w:rPr>
       </w:pPr>
-      <w:hyperlink w:history="1" r:id="rId7">
+      <w:hyperlink r:id="rId7" w:history="1">
         <w:r>
           <w:rPr>
             <w:rStyle w:val="Lienhypertexte"/>
@@ -163,7 +163,19 @@
         <w:rPr>
           <w:lang w:val="en-US"/>
         </w:rPr>
-        <w:t>On mac OS, at the end of the install MiniForge will ask you if you want to make miniforge base as your “basic path”. Which you can undo easily if needed. You should accept as it will simplify your life in the future.</w:t>
+        <w:t xml:space="preserve">On mac OS, at the end of the install MiniForge will ask you if you want to make miniforge base as your “basic path”. Which you can undo easily if needed. You should </w:t>
+      </w:r>
+      <w:r>
+        <w:rPr>
+          <w:lang w:val="en-US"/>
+        </w:rPr>
+        <w:t>accept it</w:t>
+      </w:r>
+      <w:r>
+        <w:rPr>
+          <w:lang w:val="en-US"/>
+        </w:rPr>
+        <w:t xml:space="preserve"> as it will simplify your life in the future.</w:t>
       </w:r>
     </w:p>
     <w:p>
@@ -214,7 +226,7 @@
       </w:pPr>
       <w:r>
         <w:rPr>
-          <w:rFonts w:ascii="Wingdings" w:hAnsi="Wingdings" w:eastAsia="Wingdings" w:cs="Wingdings"/>
+          <w:rFonts w:ascii="Wingdings" w:eastAsia="Wingdings" w:hAnsi="Wingdings" w:cs="Wingdings"/>
           <w:lang w:val="en-US"/>
         </w:rPr>
         <w:t>à</w:t>
@@ -292,7 +304,7 @@
       <w:pPr>
         <w:spacing w:after="0"/>
         <w:rPr>
-          <w:rFonts w:asciiTheme="minorHAnsi" w:hAnsiTheme="minorHAnsi" w:eastAsiaTheme="minorEastAsia"/>
+          <w:rFonts w:asciiTheme="minorHAnsi" w:eastAsiaTheme="minorEastAsia" w:hAnsiTheme="minorHAnsi"/>
           <w:color w:val="1F2328"/>
           <w:lang w:val="en-US"/>
         </w:rPr>
@@ -311,7 +323,7 @@
       </w:r>
       <w:r>
         <w:rPr>
-          <w:rFonts w:hint="eastAsia" w:ascii="mplus1mn-regular" w:eastAsia="mplus1mn-regular"/>
+          <w:rFonts w:ascii="mplus1mn-regular" w:eastAsia="mplus1mn-regular" w:hint="eastAsia"/>
           <w:lang w:val="en-US"/>
         </w:rPr>
         <w:t>conda info</w:t>
@@ -349,10 +361,10 @@
       </w:r>
       <w:r>
         <w:rPr>
-          <w:rFonts w:hint="eastAsia" w:ascii="mplus1mn-regular" w:eastAsia="mplus1mn-regular"/>
-          <w:lang w:val="en-US"/>
-        </w:rPr>
-        <w:t>active environment : base</w:t>
+          <w:rFonts w:ascii="mplus1mn-regular" w:eastAsia="mplus1mn-regular" w:hint="eastAsia"/>
+          <w:lang w:val="en-US"/>
+        </w:rPr>
+        <w:t>active environment: base</w:t>
       </w:r>
       <w:r>
         <w:rPr>
@@ -368,7 +380,7 @@
       </w:r>
       <w:r>
         <w:rPr>
-          <w:rFonts w:hint="eastAsia" w:ascii="mplus1mn-regular" w:eastAsia="mplus1mn-regular"/>
+          <w:rFonts w:ascii="mplus1mn-regular" w:eastAsia="mplus1mn-regular" w:hint="eastAsia"/>
           <w:lang w:val="en-US"/>
         </w:rPr>
         <w:t>conda init</w:t>
@@ -387,7 +399,7 @@
       </w:r>
       <w:r>
         <w:rPr>
-          <w:rFonts w:ascii="Consolas" w:hAnsi="Consolas" w:eastAsia="Consolas" w:cs="Consolas"/>
+          <w:rFonts w:ascii="Consolas" w:eastAsia="Consolas" w:hAnsi="Consolas" w:cs="Consolas"/>
           <w:color w:val="1F2328"/>
           <w:sz w:val="20"/>
           <w:szCs w:val="20"/>
@@ -397,7 +409,7 @@
       </w:r>
       <w:r>
         <w:rPr>
-          <w:rFonts w:asciiTheme="minorHAnsi" w:hAnsiTheme="minorHAnsi" w:eastAsiaTheme="minorEastAsia"/>
+          <w:rFonts w:asciiTheme="minorHAnsi" w:eastAsiaTheme="minorEastAsia" w:hAnsiTheme="minorHAnsi"/>
           <w:color w:val="1F2328"/>
           <w:lang w:val="en-US"/>
         </w:rPr>
@@ -405,7 +417,7 @@
       </w:r>
       <w:r>
         <w:rPr>
-          <w:rFonts w:asciiTheme="minorHAnsi" w:hAnsiTheme="minorHAnsi" w:eastAsiaTheme="minorEastAsia"/>
+          <w:rFonts w:asciiTheme="minorHAnsi" w:eastAsiaTheme="minorEastAsia" w:hAnsiTheme="minorHAnsi"/>
           <w:color w:val="1F2328"/>
           <w:lang w:val="en-US"/>
         </w:rPr>
@@ -415,14 +427,14 @@
     <w:p>
       <w:pPr>
         <w:rPr>
-          <w:rFonts w:eastAsia="" w:eastAsiaTheme="minorEastAsia"/>
+          <w:rFonts w:eastAsiaTheme="minorEastAsia"/>
           <w:color w:val="1F2328"/>
           <w:lang w:val="en-US"/>
         </w:rPr>
       </w:pPr>
       <w:r>
         <w:rPr>
-          <w:rFonts w:ascii="Aptos" w:hAnsi="Aptos" w:eastAsia="Aptos" w:cs="Aptos"/>
+          <w:rFonts w:eastAsia="Aptos" w:cs="Aptos"/>
           <w:color w:val="1F2328"/>
           <w:lang w:val="en-US"/>
         </w:rPr>
@@ -430,7 +442,7 @@
       </w:r>
       <w:r>
         <w:rPr>
-          <w:rFonts w:ascii="Calibri" w:hAnsi="Calibri" w:eastAsia="" w:asciiTheme="minorAscii" w:hAnsiTheme="minorAscii" w:eastAsiaTheme="minorEastAsia"/>
+          <w:rFonts w:asciiTheme="minorHAnsi" w:eastAsiaTheme="minorEastAsia" w:hAnsiTheme="minorHAnsi"/>
           <w:color w:val="1F2328"/>
           <w:lang w:val="en-US"/>
         </w:rPr>
@@ -438,7 +450,7 @@
       </w:r>
       <w:r>
         <w:rPr>
-          <w:rFonts w:ascii="mplus1mn-regular" w:hAnsi="Calibri" w:eastAsia="mplus1mn-regular" w:hAnsiTheme="minorAscii"/>
+          <w:rFonts w:ascii="mplus1mn-regular" w:eastAsia="mplus1mn-regular" w:hAnsiTheme="minorHAnsi"/>
           <w:color w:val="1F2328"/>
           <w:lang w:val="en-US"/>
         </w:rPr>
@@ -446,7 +458,7 @@
       </w:r>
       <w:r>
         <w:rPr>
-          <w:rFonts w:ascii="mplus1mn-regular" w:hAnsi="Calibri" w:eastAsia="mplus1mn-regular" w:hAnsiTheme="minorAscii"/>
+          <w:rFonts w:ascii="mplus1mn-regular" w:eastAsia="mplus1mn-regular" w:hAnsiTheme="minorHAnsi"/>
           <w:color w:val="1F2328"/>
           <w:lang w:val="en-US"/>
         </w:rPr>
@@ -454,7 +466,7 @@
       </w:r>
       <w:r>
         <w:rPr>
-          <w:rFonts w:ascii="mplus1mn-regular" w:hAnsi="Calibri" w:eastAsia="mplus1mn-regular" w:hAnsiTheme="minorAscii"/>
+          <w:rFonts w:ascii="mplus1mn-regular" w:eastAsia="mplus1mn-regular" w:hAnsiTheme="minorHAnsi"/>
           <w:color w:val="1F2328"/>
           <w:lang w:val="en-US"/>
         </w:rPr>
@@ -462,7 +474,7 @@
       </w:r>
       <w:r>
         <w:rPr>
-          <w:rFonts w:ascii="mplus1mn-regular" w:hAnsi="Calibri" w:eastAsia="mplus1mn-regular" w:hAnsiTheme="minorAscii"/>
+          <w:rFonts w:ascii="mplus1mn-regular" w:eastAsia="mplus1mn-regular" w:hAnsiTheme="minorHAnsi"/>
           <w:color w:val="1F2328"/>
           <w:lang w:val="en-US"/>
         </w:rPr>
@@ -470,7 +482,7 @@
       </w:r>
       <w:r>
         <w:rPr>
-          <w:rFonts w:ascii="Calibri" w:hAnsi="Calibri" w:eastAsia="" w:asciiTheme="minorAscii" w:hAnsiTheme="minorAscii" w:eastAsiaTheme="minorEastAsia"/>
+          <w:rFonts w:asciiTheme="minorHAnsi" w:eastAsiaTheme="minorEastAsia" w:hAnsiTheme="minorHAnsi"/>
           <w:color w:val="1F2328"/>
           <w:lang w:val="en-US"/>
         </w:rPr>
@@ -478,7 +490,7 @@
       </w:r>
       <w:r>
         <w:rPr>
-          <w:rFonts w:ascii="Calibri" w:hAnsi="Calibri" w:eastAsia="" w:asciiTheme="minorAscii" w:hAnsiTheme="minorAscii" w:eastAsiaTheme="minorEastAsia"/>
+          <w:rFonts w:asciiTheme="minorHAnsi" w:eastAsiaTheme="minorEastAsia" w:hAnsiTheme="minorHAnsi"/>
           <w:color w:val="1F2328"/>
           <w:lang w:val="en-US"/>
         </w:rPr>
@@ -565,7 +577,7 @@
       </w:r>
       <w:r>
         <w:rPr>
-          <w:rFonts w:hint="eastAsia" w:ascii="mplus1mn-regular" w:eastAsia="mplus1mn-regular"/>
+          <w:rFonts w:ascii="mplus1mn-regular" w:eastAsia="mplus1mn-regular" w:hint="eastAsia"/>
           <w:lang w:val="en-US"/>
         </w:rPr>
         <w:t>(base)</w:t>
@@ -574,18 +586,49 @@
         <w:rPr>
           <w:lang w:val="en-US"/>
         </w:rPr>
-        <w:t>” popping on your terminal, similar to Pierre’s screenshot before.</w:t>
+        <w:t xml:space="preserve">” popping on your terminal, </w:t>
+      </w:r>
+      <w:r>
+        <w:rPr>
+          <w:lang w:val="en-US"/>
+        </w:rPr>
+        <w:t>a</w:t>
+      </w:r>
+      <w:r>
+        <w:rPr>
+          <w:lang w:val="en-US"/>
+        </w:rPr>
+        <w:t>s</w:t>
+      </w:r>
+      <w:r>
+        <w:rPr>
+          <w:lang w:val="en-US"/>
+        </w:rPr>
+        <w:t xml:space="preserve"> in the</w:t>
+      </w:r>
+      <w:r>
+        <w:rPr>
+          <w:lang w:val="en-US"/>
+        </w:rPr>
+        <w:t xml:space="preserve"> screenshot </w:t>
+      </w:r>
+      <w:r>
+        <w:rPr>
+          <w:lang w:val="en-US"/>
+        </w:rPr>
+        <w:t>above</w:t>
+      </w:r>
+      <w:r>
+        <w:rPr>
+          <w:lang w:val="en-US"/>
+        </w:rPr>
+        <w:t>.</w:t>
       </w:r>
       <w:r>
         <w:rPr>
           <w:lang w:val="en-US"/>
         </w:rPr>
         <w:br/>
-      </w:r>
-      <w:r>
-        <w:rPr>
-          <w:lang w:val="en-US"/>
-        </w:rPr>
         <w:t>If you did not say “yes” to make miniforge as your basic path before, you will have to run the prior line every time you want to open spyder or work in your environments.</w:t>
       </w:r>
     </w:p>
@@ -692,6 +735,7 @@
         <w:rPr>
           <w:lang w:val="en-US"/>
         </w:rPr>
+        <w:lastRenderedPageBreak/>
         <w:t>In this folder, we provide a</w:t>
       </w:r>
       <w:r>
@@ -934,7 +978,7 @@
       </w:r>
       <w:r>
         <w:rPr>
-          <w:rFonts w:hint="eastAsia" w:ascii="mplus1mn-regular" w:eastAsia="mplus1mn-regular"/>
+          <w:rFonts w:ascii="mplus1mn-regular" w:eastAsia="mplus1mn-regular" w:hint="eastAsia"/>
           <w:lang w:val="en-US"/>
         </w:rPr>
         <w:t>conda config --set ssl_verify no</w:t>
@@ -985,13 +1029,51 @@
         <w:rPr>
           <w:lang w:val="en-US"/>
         </w:rPr>
+        <w:t>to create the environment</w:t>
+      </w:r>
+      <w:r>
+        <w:rPr>
+          <w:lang w:val="en-US"/>
+        </w:rPr>
         <w:t xml:space="preserve"> </w:t>
       </w:r>
-      <w:r>
-        <w:rPr>
-          <w:lang w:val="en-US"/>
-        </w:rPr>
-        <w:t>to create the environment</w:t>
+    </w:p>
+    <w:p>
+      <w:pPr>
+        <w:spacing w:after="0"/>
+        <w:rPr>
+          <w:lang w:val="en-US"/>
+        </w:rPr>
+      </w:pPr>
+      <w:r>
+        <w:rPr>
+          <w:lang w:val="en-US"/>
+        </w:rPr>
+        <w:t xml:space="preserve">- </w:t>
+      </w:r>
+      <w:r>
+        <w:rPr>
+          <w:lang w:val="en-US"/>
+        </w:rPr>
+        <w:t xml:space="preserve">finally </w:t>
+      </w:r>
+      <w:r>
+        <w:rPr>
+          <w:lang w:val="en-US"/>
+        </w:rPr>
+        <w:t>reactivate SSL</w:t>
+      </w:r>
+      <w:r>
+        <w:rPr>
+          <w:lang w:val="en-US"/>
+        </w:rPr>
+        <w:t xml:space="preserve"> verification</w:t>
+      </w:r>
+      <w:r>
+        <w:rPr>
+          <w:lang w:val="en-US"/>
+        </w:rPr>
+        <w:t xml:space="preserve"> with</w:t>
       </w:r>
       <w:r>
         <w:rPr>
@@ -999,53 +1081,9 @@
         </w:rPr>
         <w:t xml:space="preserve"> </w:t>
       </w:r>
-    </w:p>
-    <w:p>
-      <w:pPr>
-        <w:spacing w:after="0"/>
-        <w:rPr>
-          <w:lang w:val="en-US"/>
-        </w:rPr>
-      </w:pPr>
-      <w:r>
-        <w:rPr>
-          <w:lang w:val="en-US"/>
-        </w:rPr>
-        <w:t xml:space="preserve">- </w:t>
-      </w:r>
-      <w:r>
-        <w:rPr>
-          <w:lang w:val="en-US"/>
-        </w:rPr>
-        <w:t xml:space="preserve">finally </w:t>
-      </w:r>
-      <w:r>
-        <w:rPr>
-          <w:lang w:val="en-US"/>
-        </w:rPr>
-        <w:t>reactivate SSL</w:t>
-      </w:r>
-      <w:r>
-        <w:rPr>
-          <w:lang w:val="en-US"/>
-        </w:rPr>
-        <w:t xml:space="preserve"> verification</w:t>
-      </w:r>
-      <w:r>
-        <w:rPr>
-          <w:lang w:val="en-US"/>
-        </w:rPr>
-        <w:t xml:space="preserve"> with</w:t>
-      </w:r>
-      <w:r>
-        <w:rPr>
-          <w:lang w:val="en-US"/>
-        </w:rPr>
-        <w:t xml:space="preserve"> </w:t>
-      </w:r>
-      <w:r>
-        <w:rPr>
-          <w:rFonts w:hint="eastAsia" w:ascii="mplus1mn-regular" w:eastAsia="mplus1mn-regular"/>
+      <w:r>
+        <w:rPr>
+          <w:rFonts w:ascii="mplus1mn-regular" w:eastAsia="mplus1mn-regular" w:hint="eastAsia"/>
           <w:lang w:val="en-US"/>
         </w:rPr>
         <w:t>conda config --set ssl_verify yes</w:t>
@@ -1275,7 +1313,7 @@
       </w:r>
       <w:r>
         <w:rPr>
-          <w:rFonts w:hint="eastAsia" w:ascii="mplus1mn-regular" w:eastAsia="mplus1mn-regular"/>
+          <w:rFonts w:ascii="mplus1mn-regular" w:eastAsia="mplus1mn-regular" w:hint="eastAsia"/>
           <w:lang w:val="en-US"/>
         </w:rPr>
         <w:t>(my_env_name)</w:t>
@@ -1288,7 +1326,7 @@
       </w:r>
       <w:r>
         <w:rPr>
-          <w:rFonts w:hint="eastAsia" w:ascii="mplus1mn-regular" w:eastAsia="mplus1mn-regular"/>
+          <w:rFonts w:ascii="mplus1mn-regular" w:eastAsia="mplus1mn-regular" w:hint="eastAsia"/>
           <w:lang w:val="en-US"/>
         </w:rPr>
         <w:t>(base)</w:t>
@@ -1463,7 +1501,7 @@
       </w:r>
       <w:r>
         <w:rPr>
-          <w:rFonts w:hint="eastAsia" w:ascii="mplus1mn-regular" w:eastAsia="mplus1mn-regular"/>
+          <w:rFonts w:ascii="mplus1mn-regular" w:eastAsia="mplus1mn-regular" w:hint="eastAsia"/>
           <w:lang w:val="en-US"/>
         </w:rPr>
         <w:t>cd my_folder_path</w:t>
@@ -1477,7 +1515,7 @@
       </w:r>
       <w:r>
         <w:rPr>
-          <w:rFonts w:hint="eastAsia" w:ascii="mplus1mn-regular" w:eastAsia="mplus1mn-regular"/>
+          <w:rFonts w:ascii="mplus1mn-regular" w:eastAsia="mplus1mn-regular" w:hint="eastAsia"/>
           <w:lang w:val="en-US"/>
         </w:rPr>
         <w:t>tools</w:t>
@@ -1532,7 +1570,7 @@
       </w:r>
       <w:r>
         <w:rPr>
-          <w:rFonts w:hint="eastAsia" w:ascii="mplus1mn-regular" w:eastAsia="mplus1mn-regular"/>
+          <w:rFonts w:ascii="mplus1mn-regular" w:eastAsia="mplus1mn-regular" w:hint="eastAsia"/>
           <w:lang w:val="en-US"/>
         </w:rPr>
         <w:t>jupyter notebook</w:t>
@@ -1562,7 +1600,7 @@
       </w:r>
       <w:r>
         <w:rPr>
-          <w:rFonts w:hint="eastAsia" w:ascii="mplus1mn-regular" w:eastAsia="mplus1mn-regular"/>
+          <w:rFonts w:ascii="mplus1mn-regular" w:eastAsia="mplus1mn-regular" w:hint="eastAsia"/>
           <w:lang w:val="en-US"/>
         </w:rPr>
         <w:t>voila inspect_edf_voila.ipynb</w:t>
@@ -1592,7 +1630,7 @@
       </w:r>
       <w:r>
         <w:rPr>
-          <w:rFonts w:hint="eastAsia" w:ascii="mplus1mn-regular" w:eastAsia="mplus1mn-regular"/>
+          <w:rFonts w:ascii="mplus1mn-regular" w:eastAsia="mplus1mn-regular" w:hint="eastAsia"/>
           <w:lang w:val="en-US"/>
         </w:rPr>
         <w:t>python my_script_name</w:t>
@@ -1620,22 +1658,41 @@
     <w:p>
       <w:pPr>
         <w:pStyle w:val="Titre2"/>
-      </w:pPr>
-      <w:r>
+        <w:rPr>
+          <w:lang w:val="en-US"/>
+        </w:rPr>
+      </w:pPr>
+      <w:r>
+        <w:rPr>
+          <w:lang w:val="en-US"/>
+        </w:rPr>
+        <w:lastRenderedPageBreak/>
         <w:t>Bonus</w:t>
       </w:r>
       <w:r>
+        <w:rPr>
+          <w:lang w:val="en-US"/>
+        </w:rPr>
         <w:t xml:space="preserve"> </w:t>
       </w:r>
     </w:p>
     <w:p>
       <w:pPr>
         <w:pStyle w:val="Titre2"/>
-      </w:pPr>
-      <w:r>
+        <w:rPr>
+          <w:lang w:val="en-US"/>
+        </w:rPr>
+      </w:pPr>
+      <w:r>
+        <w:rPr>
+          <w:lang w:val="en-US"/>
+        </w:rPr>
         <w:t xml:space="preserve">7. </w:t>
       </w:r>
       <w:r>
+        <w:rPr>
+          <w:lang w:val="en-US"/>
+        </w:rPr>
         <w:t>Start Spyder</w:t>
       </w:r>
     </w:p>
@@ -1655,7 +1712,19 @@
         <w:rPr>
           <w:lang w:val="en-US"/>
         </w:rPr>
-        <w:t xml:space="preserve"> in order to add behaviors or to debug </w:t>
+        <w:t xml:space="preserve"> </w:t>
+      </w:r>
+      <w:r>
+        <w:rPr>
+          <w:lang w:val="en-US"/>
+        </w:rPr>
+        <w:t>to</w:t>
+      </w:r>
+      <w:r>
+        <w:rPr>
+          <w:lang w:val="en-US"/>
+        </w:rPr>
+        <w:t xml:space="preserve"> add behaviors or to debug </w:t>
       </w:r>
       <w:r>
         <w:rPr>
@@ -1667,7 +1736,13 @@
         <w:rPr>
           <w:lang w:val="en-US"/>
         </w:rPr>
-        <w:t>environment so you just have to start it:</w:t>
+        <w:t>environment,</w:t>
+      </w:r>
+      <w:r>
+        <w:rPr>
+          <w:lang w:val="en-US"/>
+        </w:rPr>
+        <w:t xml:space="preserve"> so you just have to start it:</w:t>
       </w:r>
     </w:p>
     <w:p>
@@ -1747,7 +1822,7 @@
       </w:pPr>
       <w:r>
         <w:rPr>
-          <w:rFonts w:ascii="Wingdings" w:hAnsi="Wingdings" w:eastAsia="Wingdings" w:cs="Wingdings"/>
+          <w:rFonts w:ascii="Wingdings" w:eastAsia="Wingdings" w:hAnsi="Wingdings" w:cs="Wingdings"/>
           <w:lang w:val="en-US"/>
         </w:rPr>
         <w:t>è</w:t>
@@ -1756,7 +1831,19 @@
         <w:rPr>
           <w:lang w:val="en-US"/>
         </w:rPr>
-        <w:t xml:space="preserve"> that’s it !</w:t>
+        <w:t xml:space="preserve"> that’s it!</w:t>
+      </w:r>
+      <w:r>
+        <w:rPr>
+          <w:lang w:val="en-US"/>
+        </w:rPr>
+        <w:t xml:space="preserve"> (spyder will open itself in a </w:t>
+      </w:r>
+      <w:r>
+        <w:rPr>
+          <w:lang w:val="en-US"/>
+        </w:rPr>
+        <w:t>separated window)</w:t>
       </w:r>
     </w:p>
     <w:p>
@@ -1883,7 +1970,7 @@
       </w:pPr>
       <w:r>
         <w:rPr>
-          <w:rFonts w:ascii="Wingdings" w:hAnsi="Wingdings" w:eastAsia="Wingdings" w:cs="Wingdings"/>
+          <w:rFonts w:ascii="Wingdings" w:eastAsia="Wingdings" w:hAnsi="Wingdings" w:cs="Wingdings"/>
           <w:lang w:val="en-US"/>
         </w:rPr>
         <w:t>à</w:t>
@@ -1904,7 +1991,7 @@
       </w:pPr>
       <w:r>
         <w:rPr>
-          <w:rFonts w:ascii="Wingdings" w:hAnsi="Wingdings" w:eastAsia="Wingdings" w:cs="Wingdings"/>
+          <w:rFonts w:ascii="Wingdings" w:eastAsia="Wingdings" w:hAnsi="Wingdings" w:cs="Wingdings"/>
           <w:lang w:val="en-US"/>
         </w:rPr>
         <w:t>è</w:t>
@@ -1917,7 +2004,7 @@
       </w:r>
       <w:r>
         <w:rPr>
-          <w:rFonts w:hint="eastAsia" w:ascii="mplus1mn-regular" w:eastAsia="mplus1mn-regular"/>
+          <w:rFonts w:ascii="mplus1mn-regular" w:eastAsia="mplus1mn-regular" w:hint="eastAsia"/>
           <w:lang w:val="en-US"/>
         </w:rPr>
         <w:t>(my_env)</w:t>
@@ -1930,7 +2017,7 @@
       </w:r>
       <w:r>
         <w:rPr>
-          <w:rFonts w:hint="eastAsia" w:ascii="mplus1mn-regular" w:eastAsia="mplus1mn-regular"/>
+          <w:rFonts w:ascii="mplus1mn-regular" w:eastAsia="mplus1mn-regular" w:hint="eastAsia"/>
           <w:lang w:val="en-US"/>
         </w:rPr>
         <w:t>(base)</w:t>
@@ -2033,11 +2120,11 @@
     </w:p>
     <w:sectPr>
       <w:headerReference w:type="default" r:id="rId10"/>
-      <w:pgSz w:w="11906" w:h="16838" w:orient="portrait"/>
+      <w:footerReference w:type="default" r:id="rId11"/>
+      <w:pgSz w:w="11906" w:h="16838"/>
       <w:pgMar w:top="1417" w:right="1417" w:bottom="1417" w:left="1417" w:header="708" w:footer="708" w:gutter="0"/>
       <w:cols w:space="708"/>
       <w:docGrid w:linePitch="360"/>
-      <w:footerReference w:type="default" r:id="R4f79c0f6418d4e84"/>
     </w:sectPr>
   </w:body>
 </w:document>
@@ -2068,12 +2155,10 @@
 </w:endnotes>
 </file>
 
-<file path=word/footer.xml><?xml version="1.0" encoding="utf-8"?>
-<w:ftr xmlns:w14="http://schemas.microsoft.com/office/word/2010/wordml" xmlns:w="http://schemas.openxmlformats.org/wordprocessingml/2006/main">
+<file path=word/footer1.xml><?xml version="1.0" encoding="utf-8"?>
+<w:ftr xmlns:wpc="http://schemas.microsoft.com/office/word/2010/wordprocessingCanvas" xmlns:cx="http://schemas.microsoft.com/office/drawing/2014/chartex" xmlns:cx1="http://schemas.microsoft.com/office/drawing/2015/9/8/chartex" xmlns:cx2="http://schemas.microsoft.com/office/drawing/2015/10/21/chartex" xmlns:cx3="http://schemas.microsoft.com/office/drawing/2016/5/9/chartex" xmlns:cx4="http://schemas.microsoft.com/office/drawing/2016/5/10/chartex" xmlns:cx5="http://schemas.microsoft.com/office/drawing/2016/5/11/chartex" xmlns:cx6="http://schemas.microsoft.com/office/drawing/2016/5/12/chartex" xmlns:cx7="http://schemas.microsoft.com/office/drawing/2016/5/13/chartex" xmlns:cx8="http://schemas.microsoft.com/office/drawing/2016/5/14/chartex" xmlns:mc="http://schemas.openxmlformats.org/markup-compatibility/2006" xmlns:aink="http://schemas.microsoft.com/office/drawing/2016/ink" xmlns:am3d="http://schemas.microsoft.com/office/drawing/2017/model3d" xmlns:o="urn:schemas-microsoft-com:office:office" xmlns:oel="http://schemas.microsoft.com/office/2019/extlst" xmlns:r="http://schemas.openxmlformats.org/officeDocument/2006/relationships" xmlns:m="http://schemas.openxmlformats.org/officeDocument/2006/math" xmlns:v="urn:schemas-microsoft-com:vml" xmlns:wp14="http://schemas.microsoft.com/office/word/2010/wordprocessingDrawing" xmlns:wp="http://schemas.openxmlformats.org/drawingml/2006/wordprocessingDrawing" xmlns:w10="urn:schemas-microsoft-com:office:word" xmlns:w="http://schemas.openxmlformats.org/wordprocessingml/2006/main" xmlns:w14="http://schemas.microsoft.com/office/word/2010/wordml" xmlns:w15="http://schemas.microsoft.com/office/word/2012/wordml" xmlns:w16cex="http://schemas.microsoft.com/office/word/2018/wordml/cex" xmlns:w16cid="http://schemas.microsoft.com/office/word/2016/wordml/cid" xmlns:w16="http://schemas.microsoft.com/office/word/2018/wordml" xmlns:w16du="http://schemas.microsoft.com/office/word/2023/wordml/word16du" xmlns:w16sdtdh="http://schemas.microsoft.com/office/word/2020/wordml/sdtdatahash" xmlns:w16sdtfl="http://schemas.microsoft.com/office/word/2024/wordml/sdtformatlock" xmlns:w16se="http://schemas.microsoft.com/office/word/2015/wordml/symex" xmlns:wpg="http://schemas.microsoft.com/office/word/2010/wordprocessingGroup" xmlns:wpi="http://schemas.microsoft.com/office/word/2010/wordprocessingInk" xmlns:wne="http://schemas.microsoft.com/office/word/2006/wordml" xmlns:wps="http://schemas.microsoft.com/office/word/2010/wordprocessingShape" mc:Ignorable="w14 w15 w16se w16cid w16 w16cex w16sdtdh w16sdtfl w16du wp14">
   <w:tbl>
     <w:tblPr>
-      <w:tblStyle w:val="TableauNormal"/>
-      <w:bidiVisual w:val="0"/>
       <w:tblW w:w="0" w:type="auto"/>
       <w:tblLayout w:type="fixed"/>
       <w:tblLook w:val="06A0" w:firstRow="1" w:lastRow="0" w:firstColumn="1" w:lastColumn="0" w:noHBand="1" w:noVBand="1"/>
@@ -2090,26 +2175,21 @@
       <w:tc>
         <w:tcPr>
           <w:tcW w:w="3020" w:type="dxa"/>
-          <w:tcMar/>
         </w:tcPr>
         <w:p>
           <w:pPr>
             <w:pStyle w:val="En-tte"/>
-            <w:bidi w:val="0"/>
             <w:ind w:left="-115"/>
-            <w:jc w:val="left"/>
           </w:pPr>
         </w:p>
       </w:tc>
       <w:tc>
         <w:tcPr>
           <w:tcW w:w="3020" w:type="dxa"/>
-          <w:tcMar/>
         </w:tcPr>
         <w:p>
           <w:pPr>
             <w:pStyle w:val="En-tte"/>
-            <w:bidi w:val="0"/>
             <w:jc w:val="center"/>
           </w:pPr>
         </w:p>
@@ -2117,12 +2197,10 @@
       <w:tc>
         <w:tcPr>
           <w:tcW w:w="3020" w:type="dxa"/>
-          <w:tcMar/>
         </w:tcPr>
         <w:p>
           <w:pPr>
             <w:pStyle w:val="En-tte"/>
-            <w:bidi w:val="0"/>
             <w:ind w:right="-115"/>
             <w:jc w:val="right"/>
           </w:pPr>
@@ -2133,7 +2211,6 @@
   <w:p>
     <w:pPr>
       <w:pStyle w:val="Pieddepage"/>
-      <w:bidi w:val="0"/>
     </w:pPr>
   </w:p>
 </w:ftr>
@@ -2169,11 +2246,9 @@
   <w:p>
     <w:pPr>
       <w:pStyle w:val="En-tte"/>
-      <w:ind w:left="0" w:firstLine="0"/>
       <w:jc w:val="right"/>
     </w:pPr>
     <w:r>
-      <w:rPr/>
       <w:t xml:space="preserve">Last update </w:t>
     </w:r>
     <w:r>
@@ -2189,7 +2264,7 @@
       <w:rPr>
         <w:noProof/>
       </w:rPr>
-      <w:t>16.10.25</w:t>
+      <w:t>10.12.25</w:t>
     </w:r>
     <w:r>
       <w:fldChar w:fldCharType="end"/>
@@ -2305,7 +2380,7 @@
         <w:ind w:left="720" w:hanging="360"/>
       </w:pPr>
       <w:rPr>
-        <w:rFonts w:hint="default" w:ascii="Courier New" w:hAnsi="Courier New"/>
+        <w:rFonts w:ascii="Courier New" w:hAnsi="Courier New" w:hint="default"/>
         <w:sz w:val="20"/>
       </w:rPr>
     </w:lvl>
@@ -2321,7 +2396,7 @@
         <w:ind w:left="1440" w:hanging="360"/>
       </w:pPr>
       <w:rPr>
-        <w:rFonts w:hint="default" w:ascii="Courier New" w:hAnsi="Courier New"/>
+        <w:rFonts w:ascii="Courier New" w:hAnsi="Courier New" w:hint="default"/>
         <w:sz w:val="20"/>
       </w:rPr>
     </w:lvl>
@@ -2337,7 +2412,7 @@
         <w:ind w:left="2160" w:hanging="360"/>
       </w:pPr>
       <w:rPr>
-        <w:rFonts w:hint="default" w:ascii="Courier New" w:hAnsi="Courier New"/>
+        <w:rFonts w:ascii="Courier New" w:hAnsi="Courier New" w:hint="default"/>
         <w:sz w:val="20"/>
       </w:rPr>
     </w:lvl>
@@ -2353,7 +2428,7 @@
         <w:ind w:left="2880" w:hanging="360"/>
       </w:pPr>
       <w:rPr>
-        <w:rFonts w:hint="default" w:ascii="Courier New" w:hAnsi="Courier New"/>
+        <w:rFonts w:ascii="Courier New" w:hAnsi="Courier New" w:hint="default"/>
         <w:sz w:val="20"/>
       </w:rPr>
     </w:lvl>
@@ -2369,7 +2444,7 @@
         <w:ind w:left="3600" w:hanging="360"/>
       </w:pPr>
       <w:rPr>
-        <w:rFonts w:hint="default" w:ascii="Courier New" w:hAnsi="Courier New"/>
+        <w:rFonts w:ascii="Courier New" w:hAnsi="Courier New" w:hint="default"/>
         <w:sz w:val="20"/>
       </w:rPr>
     </w:lvl>
@@ -2385,7 +2460,7 @@
         <w:ind w:left="4320" w:hanging="360"/>
       </w:pPr>
       <w:rPr>
-        <w:rFonts w:hint="default" w:ascii="Courier New" w:hAnsi="Courier New"/>
+        <w:rFonts w:ascii="Courier New" w:hAnsi="Courier New" w:hint="default"/>
         <w:sz w:val="20"/>
       </w:rPr>
     </w:lvl>
@@ -2401,7 +2476,7 @@
         <w:ind w:left="5040" w:hanging="360"/>
       </w:pPr>
       <w:rPr>
-        <w:rFonts w:hint="default" w:ascii="Courier New" w:hAnsi="Courier New"/>
+        <w:rFonts w:ascii="Courier New" w:hAnsi="Courier New" w:hint="default"/>
         <w:sz w:val="20"/>
       </w:rPr>
     </w:lvl>
@@ -2417,7 +2492,7 @@
         <w:ind w:left="5760" w:hanging="360"/>
       </w:pPr>
       <w:rPr>
-        <w:rFonts w:hint="default" w:ascii="Courier New" w:hAnsi="Courier New"/>
+        <w:rFonts w:ascii="Courier New" w:hAnsi="Courier New" w:hint="default"/>
         <w:sz w:val="20"/>
       </w:rPr>
     </w:lvl>
@@ -2433,7 +2508,7 @@
         <w:ind w:left="6480" w:hanging="360"/>
       </w:pPr>
       <w:rPr>
-        <w:rFonts w:hint="default" w:ascii="Courier New" w:hAnsi="Courier New"/>
+        <w:rFonts w:ascii="Courier New" w:hAnsi="Courier New" w:hint="default"/>
         <w:sz w:val="20"/>
       </w:rPr>
     </w:lvl>
@@ -2454,7 +2529,7 @@
         <w:ind w:left="720" w:hanging="360"/>
       </w:pPr>
       <w:rPr>
-        <w:rFonts w:hint="default" w:ascii="Courier New" w:hAnsi="Courier New"/>
+        <w:rFonts w:ascii="Courier New" w:hAnsi="Courier New" w:hint="default"/>
         <w:sz w:val="20"/>
       </w:rPr>
     </w:lvl>
@@ -2470,7 +2545,7 @@
         <w:ind w:left="1440" w:hanging="360"/>
       </w:pPr>
       <w:rPr>
-        <w:rFonts w:hint="default" w:ascii="Courier New" w:hAnsi="Courier New"/>
+        <w:rFonts w:ascii="Courier New" w:hAnsi="Courier New" w:hint="default"/>
         <w:sz w:val="20"/>
       </w:rPr>
     </w:lvl>
@@ -2486,7 +2561,7 @@
         <w:ind w:left="2160" w:hanging="360"/>
       </w:pPr>
       <w:rPr>
-        <w:rFonts w:hint="default" w:ascii="Courier New" w:hAnsi="Courier New"/>
+        <w:rFonts w:ascii="Courier New" w:hAnsi="Courier New" w:hint="default"/>
         <w:sz w:val="20"/>
       </w:rPr>
     </w:lvl>
@@ -2502,7 +2577,7 @@
         <w:ind w:left="2880" w:hanging="360"/>
       </w:pPr>
       <w:rPr>
-        <w:rFonts w:hint="default" w:ascii="Courier New" w:hAnsi="Courier New"/>
+        <w:rFonts w:ascii="Courier New" w:hAnsi="Courier New" w:hint="default"/>
         <w:sz w:val="20"/>
       </w:rPr>
     </w:lvl>
@@ -2518,7 +2593,7 @@
         <w:ind w:left="3600" w:hanging="360"/>
       </w:pPr>
       <w:rPr>
-        <w:rFonts w:hint="default" w:ascii="Courier New" w:hAnsi="Courier New"/>
+        <w:rFonts w:ascii="Courier New" w:hAnsi="Courier New" w:hint="default"/>
         <w:sz w:val="20"/>
       </w:rPr>
     </w:lvl>
@@ -2534,7 +2609,7 @@
         <w:ind w:left="4320" w:hanging="360"/>
       </w:pPr>
       <w:rPr>
-        <w:rFonts w:hint="default" w:ascii="Courier New" w:hAnsi="Courier New"/>
+        <w:rFonts w:ascii="Courier New" w:hAnsi="Courier New" w:hint="default"/>
         <w:sz w:val="20"/>
       </w:rPr>
     </w:lvl>
@@ -2550,7 +2625,7 @@
         <w:ind w:left="5040" w:hanging="360"/>
       </w:pPr>
       <w:rPr>
-        <w:rFonts w:hint="default" w:ascii="Courier New" w:hAnsi="Courier New"/>
+        <w:rFonts w:ascii="Courier New" w:hAnsi="Courier New" w:hint="default"/>
         <w:sz w:val="20"/>
       </w:rPr>
     </w:lvl>
@@ -2566,7 +2641,7 @@
         <w:ind w:left="5760" w:hanging="360"/>
       </w:pPr>
       <w:rPr>
-        <w:rFonts w:hint="default" w:ascii="Courier New" w:hAnsi="Courier New"/>
+        <w:rFonts w:ascii="Courier New" w:hAnsi="Courier New" w:hint="default"/>
         <w:sz w:val="20"/>
       </w:rPr>
     </w:lvl>
@@ -2582,7 +2657,7 @@
         <w:ind w:left="6480" w:hanging="360"/>
       </w:pPr>
       <w:rPr>
-        <w:rFonts w:hint="default" w:ascii="Courier New" w:hAnsi="Courier New"/>
+        <w:rFonts w:ascii="Courier New" w:hAnsi="Courier New" w:hint="default"/>
         <w:sz w:val="20"/>
       </w:rPr>
     </w:lvl>
@@ -2600,7 +2675,7 @@
         <w:ind w:left="720" w:hanging="360"/>
       </w:pPr>
       <w:rPr>
-        <w:rFonts w:hint="default" w:ascii="Wingdings" w:hAnsi="Wingdings" w:eastAsiaTheme="minorHAnsi" w:cstheme="minorBidi"/>
+        <w:rFonts w:ascii="Wingdings" w:eastAsiaTheme="minorHAnsi" w:hAnsi="Wingdings" w:cstheme="minorBidi" w:hint="default"/>
       </w:rPr>
     </w:lvl>
     <w:lvl w:ilvl="1" w:tplc="040C0003" w:tentative="1">
@@ -2612,7 +2687,7 @@
         <w:ind w:left="1440" w:hanging="360"/>
       </w:pPr>
       <w:rPr>
-        <w:rFonts w:hint="default" w:ascii="Courier New" w:hAnsi="Courier New" w:cs="Courier New"/>
+        <w:rFonts w:ascii="Courier New" w:hAnsi="Courier New" w:cs="Courier New" w:hint="default"/>
       </w:rPr>
     </w:lvl>
     <w:lvl w:ilvl="2" w:tplc="040C0005" w:tentative="1">
@@ -2624,7 +2699,7 @@
         <w:ind w:left="2160" w:hanging="360"/>
       </w:pPr>
       <w:rPr>
-        <w:rFonts w:hint="default" w:ascii="Wingdings" w:hAnsi="Wingdings"/>
+        <w:rFonts w:ascii="Wingdings" w:hAnsi="Wingdings" w:hint="default"/>
       </w:rPr>
     </w:lvl>
     <w:lvl w:ilvl="3" w:tplc="040C0001" w:tentative="1">
@@ -2636,7 +2711,7 @@
         <w:ind w:left="2880" w:hanging="360"/>
       </w:pPr>
       <w:rPr>
-        <w:rFonts w:hint="default" w:ascii="Symbol" w:hAnsi="Symbol"/>
+        <w:rFonts w:ascii="Symbol" w:hAnsi="Symbol" w:hint="default"/>
       </w:rPr>
     </w:lvl>
     <w:lvl w:ilvl="4" w:tplc="040C0003" w:tentative="1">
@@ -2648,7 +2723,7 @@
         <w:ind w:left="3600" w:hanging="360"/>
       </w:pPr>
       <w:rPr>
-        <w:rFonts w:hint="default" w:ascii="Courier New" w:hAnsi="Courier New" w:cs="Courier New"/>
+        <w:rFonts w:ascii="Courier New" w:hAnsi="Courier New" w:cs="Courier New" w:hint="default"/>
       </w:rPr>
     </w:lvl>
     <w:lvl w:ilvl="5" w:tplc="040C0005" w:tentative="1">
@@ -2660,7 +2735,7 @@
         <w:ind w:left="4320" w:hanging="360"/>
       </w:pPr>
       <w:rPr>
-        <w:rFonts w:hint="default" w:ascii="Wingdings" w:hAnsi="Wingdings"/>
+        <w:rFonts w:ascii="Wingdings" w:hAnsi="Wingdings" w:hint="default"/>
       </w:rPr>
     </w:lvl>
     <w:lvl w:ilvl="6" w:tplc="040C0001" w:tentative="1">
@@ -2672,7 +2747,7 @@
         <w:ind w:left="5040" w:hanging="360"/>
       </w:pPr>
       <w:rPr>
-        <w:rFonts w:hint="default" w:ascii="Symbol" w:hAnsi="Symbol"/>
+        <w:rFonts w:ascii="Symbol" w:hAnsi="Symbol" w:hint="default"/>
       </w:rPr>
     </w:lvl>
     <w:lvl w:ilvl="7" w:tplc="040C0003" w:tentative="1">
@@ -2684,7 +2759,7 @@
         <w:ind w:left="5760" w:hanging="360"/>
       </w:pPr>
       <w:rPr>
-        <w:rFonts w:hint="default" w:ascii="Courier New" w:hAnsi="Courier New" w:cs="Courier New"/>
+        <w:rFonts w:ascii="Courier New" w:hAnsi="Courier New" w:cs="Courier New" w:hint="default"/>
       </w:rPr>
     </w:lvl>
     <w:lvl w:ilvl="8" w:tplc="040C0005" w:tentative="1">
@@ -2696,7 +2771,7 @@
         <w:ind w:left="6480" w:hanging="360"/>
       </w:pPr>
       <w:rPr>
-        <w:rFonts w:hint="default" w:ascii="Wingdings" w:hAnsi="Wingdings"/>
+        <w:rFonts w:ascii="Wingdings" w:hAnsi="Wingdings" w:hint="default"/>
       </w:rPr>
     </w:lvl>
   </w:abstractNum>
@@ -2716,7 +2791,7 @@
         <w:ind w:left="720" w:hanging="360"/>
       </w:pPr>
       <w:rPr>
-        <w:rFonts w:hint="default" w:ascii="Courier New" w:hAnsi="Courier New"/>
+        <w:rFonts w:ascii="Courier New" w:hAnsi="Courier New" w:hint="default"/>
         <w:sz w:val="20"/>
       </w:rPr>
     </w:lvl>
@@ -2732,7 +2807,7 @@
         <w:ind w:left="1440" w:hanging="360"/>
       </w:pPr>
       <w:rPr>
-        <w:rFonts w:hint="default" w:ascii="Courier New" w:hAnsi="Courier New"/>
+        <w:rFonts w:ascii="Courier New" w:hAnsi="Courier New" w:hint="default"/>
         <w:sz w:val="20"/>
       </w:rPr>
     </w:lvl>
@@ -2748,7 +2823,7 @@
         <w:ind w:left="2160" w:hanging="360"/>
       </w:pPr>
       <w:rPr>
-        <w:rFonts w:hint="default" w:ascii="Courier New" w:hAnsi="Courier New"/>
+        <w:rFonts w:ascii="Courier New" w:hAnsi="Courier New" w:hint="default"/>
         <w:sz w:val="20"/>
       </w:rPr>
     </w:lvl>
@@ -2764,7 +2839,7 @@
         <w:ind w:left="2880" w:hanging="360"/>
       </w:pPr>
       <w:rPr>
-        <w:rFonts w:hint="default" w:ascii="Courier New" w:hAnsi="Courier New"/>
+        <w:rFonts w:ascii="Courier New" w:hAnsi="Courier New" w:hint="default"/>
         <w:sz w:val="20"/>
       </w:rPr>
     </w:lvl>
@@ -2780,7 +2855,7 @@
         <w:ind w:left="3600" w:hanging="360"/>
       </w:pPr>
       <w:rPr>
-        <w:rFonts w:hint="default" w:ascii="Courier New" w:hAnsi="Courier New"/>
+        <w:rFonts w:ascii="Courier New" w:hAnsi="Courier New" w:hint="default"/>
         <w:sz w:val="20"/>
       </w:rPr>
     </w:lvl>
@@ -2796,7 +2871,7 @@
         <w:ind w:left="4320" w:hanging="360"/>
       </w:pPr>
       <w:rPr>
-        <w:rFonts w:hint="default" w:ascii="Courier New" w:hAnsi="Courier New"/>
+        <w:rFonts w:ascii="Courier New" w:hAnsi="Courier New" w:hint="default"/>
         <w:sz w:val="20"/>
       </w:rPr>
     </w:lvl>
@@ -2812,7 +2887,7 @@
         <w:ind w:left="5040" w:hanging="360"/>
       </w:pPr>
       <w:rPr>
-        <w:rFonts w:hint="default" w:ascii="Courier New" w:hAnsi="Courier New"/>
+        <w:rFonts w:ascii="Courier New" w:hAnsi="Courier New" w:hint="default"/>
         <w:sz w:val="20"/>
       </w:rPr>
     </w:lvl>
@@ -2828,7 +2903,7 @@
         <w:ind w:left="5760" w:hanging="360"/>
       </w:pPr>
       <w:rPr>
-        <w:rFonts w:hint="default" w:ascii="Courier New" w:hAnsi="Courier New"/>
+        <w:rFonts w:ascii="Courier New" w:hAnsi="Courier New" w:hint="default"/>
         <w:sz w:val="20"/>
       </w:rPr>
     </w:lvl>
@@ -2844,7 +2919,7 @@
         <w:ind w:left="6480" w:hanging="360"/>
       </w:pPr>
       <w:rPr>
-        <w:rFonts w:hint="default" w:ascii="Courier New" w:hAnsi="Courier New"/>
+        <w:rFonts w:ascii="Courier New" w:hAnsi="Courier New" w:hint="default"/>
         <w:sz w:val="20"/>
       </w:rPr>
     </w:lvl>
@@ -2868,11 +2943,11 @@
 </file>
 
 <file path=word/styles.xml><?xml version="1.0" encoding="utf-8"?>
-<w:styles xmlns:wp14="http://schemas.microsoft.com/office/word/2010/wordprocessingDrawing" xmlns:mc="http://schemas.openxmlformats.org/markup-compatibility/2006" xmlns:r="http://schemas.openxmlformats.org/officeDocument/2006/relationships" xmlns:w="http://schemas.openxmlformats.org/wordprocessingml/2006/main" xmlns:w14="http://schemas.microsoft.com/office/word/2010/wordml" xmlns:w15="http://schemas.microsoft.com/office/word/2012/wordml" xmlns:w16cex="http://schemas.microsoft.com/office/word/2018/wordml/cex" xmlns:w16cid="http://schemas.microsoft.com/office/word/2016/wordml/cid" xmlns:w16="http://schemas.microsoft.com/office/word/2018/wordml" xmlns:w16du="http://schemas.microsoft.com/office/word/2023/wordml/word16du" xmlns:w16sdtdh="http://schemas.microsoft.com/office/word/2020/wordml/sdtdatahash" xmlns:w16sdtfl="http://schemas.microsoft.com/office/word/2024/wordml/sdtformatlock" xmlns:w16se="http://schemas.microsoft.com/office/word/2015/wordml/symex" mc:Ignorable="w14 w15 w16se w16cid w16 w16cex w16sdtdh w16sdtfl w16du wp14">
+<w:styles xmlns:mc="http://schemas.openxmlformats.org/markup-compatibility/2006" xmlns:r="http://schemas.openxmlformats.org/officeDocument/2006/relationships" xmlns:w="http://schemas.openxmlformats.org/wordprocessingml/2006/main" xmlns:w14="http://schemas.microsoft.com/office/word/2010/wordml" xmlns:w15="http://schemas.microsoft.com/office/word/2012/wordml" xmlns:w16cex="http://schemas.microsoft.com/office/word/2018/wordml/cex" xmlns:w16cid="http://schemas.microsoft.com/office/word/2016/wordml/cid" xmlns:w16="http://schemas.microsoft.com/office/word/2018/wordml" xmlns:w16du="http://schemas.microsoft.com/office/word/2023/wordml/word16du" xmlns:w16sdtdh="http://schemas.microsoft.com/office/word/2020/wordml/sdtdatahash" xmlns:w16sdtfl="http://schemas.microsoft.com/office/word/2024/wordml/sdtformatlock" xmlns:w16se="http://schemas.microsoft.com/office/word/2015/wordml/symex" mc:Ignorable="w14 w15 w16se w16cid w16 w16cex w16sdtdh w16sdtfl w16du">
   <w:docDefaults>
     <w:rPrDefault>
       <w:rPr>
-        <w:rFonts w:asciiTheme="minorHAnsi" w:hAnsiTheme="minorHAnsi" w:eastAsiaTheme="minorHAnsi" w:cstheme="minorBidi"/>
+        <w:rFonts w:asciiTheme="minorHAnsi" w:eastAsiaTheme="minorHAnsi" w:hAnsiTheme="minorHAnsi" w:cstheme="minorBidi"/>
         <w:sz w:val="22"/>
         <w:szCs w:val="22"/>
         <w:lang w:val="fr-FR" w:eastAsia="en-US" w:bidi="ar-SA"/>
@@ -2887,14 +2962,14 @@
   <w:latentStyles w:defLockedState="0" w:defUIPriority="99" w:defSemiHidden="0" w:defUnhideWhenUsed="0" w:defQFormat="0" w:count="376">
     <w:lsdException w:name="Normal" w:uiPriority="0" w:qFormat="1"/>
     <w:lsdException w:name="heading 1" w:uiPriority="9" w:qFormat="1"/>
-    <w:lsdException w:name="heading 2" w:uiPriority="9" w:semiHidden="1" w:unhideWhenUsed="1" w:qFormat="1"/>
-    <w:lsdException w:name="heading 3" w:uiPriority="9" w:semiHidden="1" w:unhideWhenUsed="1" w:qFormat="1"/>
-    <w:lsdException w:name="heading 4" w:uiPriority="9" w:semiHidden="1" w:unhideWhenUsed="1" w:qFormat="1"/>
-    <w:lsdException w:name="heading 5" w:uiPriority="9" w:semiHidden="1" w:unhideWhenUsed="1" w:qFormat="1"/>
-    <w:lsdException w:name="heading 6" w:uiPriority="9" w:semiHidden="1" w:unhideWhenUsed="1" w:qFormat="1"/>
-    <w:lsdException w:name="heading 7" w:uiPriority="9" w:semiHidden="1" w:unhideWhenUsed="1" w:qFormat="1"/>
-    <w:lsdException w:name="heading 8" w:uiPriority="9" w:semiHidden="1" w:unhideWhenUsed="1" w:qFormat="1"/>
-    <w:lsdException w:name="heading 9" w:uiPriority="9" w:semiHidden="1" w:unhideWhenUsed="1" w:qFormat="1"/>
+    <w:lsdException w:name="heading 2" w:semiHidden="1" w:uiPriority="9" w:unhideWhenUsed="1" w:qFormat="1"/>
+    <w:lsdException w:name="heading 3" w:semiHidden="1" w:uiPriority="9" w:unhideWhenUsed="1" w:qFormat="1"/>
+    <w:lsdException w:name="heading 4" w:semiHidden="1" w:uiPriority="9" w:unhideWhenUsed="1" w:qFormat="1"/>
+    <w:lsdException w:name="heading 5" w:semiHidden="1" w:uiPriority="9" w:unhideWhenUsed="1" w:qFormat="1"/>
+    <w:lsdException w:name="heading 6" w:semiHidden="1" w:uiPriority="9" w:unhideWhenUsed="1" w:qFormat="1"/>
+    <w:lsdException w:name="heading 7" w:semiHidden="1" w:uiPriority="9" w:unhideWhenUsed="1" w:qFormat="1"/>
+    <w:lsdException w:name="heading 8" w:semiHidden="1" w:uiPriority="9" w:unhideWhenUsed="1" w:qFormat="1"/>
+    <w:lsdException w:name="heading 9" w:semiHidden="1" w:uiPriority="9" w:unhideWhenUsed="1" w:qFormat="1"/>
     <w:lsdException w:name="index 1" w:semiHidden="1" w:unhideWhenUsed="1"/>
     <w:lsdException w:name="index 2" w:semiHidden="1" w:unhideWhenUsed="1"/>
     <w:lsdException w:name="index 3" w:semiHidden="1" w:unhideWhenUsed="1"/>
@@ -2904,22 +2979,22 @@
     <w:lsdException w:name="index 7" w:semiHidden="1" w:unhideWhenUsed="1"/>
     <w:lsdException w:name="index 8" w:semiHidden="1" w:unhideWhenUsed="1"/>
     <w:lsdException w:name="index 9" w:semiHidden="1" w:unhideWhenUsed="1"/>
-    <w:lsdException w:name="toc 1" w:uiPriority="39" w:semiHidden="1" w:unhideWhenUsed="1"/>
-    <w:lsdException w:name="toc 2" w:uiPriority="39" w:semiHidden="1" w:unhideWhenUsed="1"/>
-    <w:lsdException w:name="toc 3" w:uiPriority="39" w:semiHidden="1" w:unhideWhenUsed="1"/>
-    <w:lsdException w:name="toc 4" w:uiPriority="39" w:semiHidden="1" w:unhideWhenUsed="1"/>
-    <w:lsdException w:name="toc 5" w:uiPriority="39" w:semiHidden="1" w:unhideWhenUsed="1"/>
-    <w:lsdException w:name="toc 6" w:uiPriority="39" w:semiHidden="1" w:unhideWhenUsed="1"/>
-    <w:lsdException w:name="toc 7" w:uiPriority="39" w:semiHidden="1" w:unhideWhenUsed="1"/>
-    <w:lsdException w:name="toc 8" w:uiPriority="39" w:semiHidden="1" w:unhideWhenUsed="1"/>
-    <w:lsdException w:name="toc 9" w:uiPriority="39" w:semiHidden="1" w:unhideWhenUsed="1"/>
+    <w:lsdException w:name="toc 1" w:semiHidden="1" w:uiPriority="39" w:unhideWhenUsed="1"/>
+    <w:lsdException w:name="toc 2" w:semiHidden="1" w:uiPriority="39" w:unhideWhenUsed="1"/>
+    <w:lsdException w:name="toc 3" w:semiHidden="1" w:uiPriority="39" w:unhideWhenUsed="1"/>
+    <w:lsdException w:name="toc 4" w:semiHidden="1" w:uiPriority="39" w:unhideWhenUsed="1"/>
+    <w:lsdException w:name="toc 5" w:semiHidden="1" w:uiPriority="39" w:unhideWhenUsed="1"/>
+    <w:lsdException w:name="toc 6" w:semiHidden="1" w:uiPriority="39" w:unhideWhenUsed="1"/>
+    <w:lsdException w:name="toc 7" w:semiHidden="1" w:uiPriority="39" w:unhideWhenUsed="1"/>
+    <w:lsdException w:name="toc 8" w:semiHidden="1" w:uiPriority="39" w:unhideWhenUsed="1"/>
+    <w:lsdException w:name="toc 9" w:semiHidden="1" w:uiPriority="39" w:unhideWhenUsed="1"/>
     <w:lsdException w:name="Normal Indent" w:semiHidden="1" w:unhideWhenUsed="1"/>
     <w:lsdException w:name="footnote text" w:semiHidden="1" w:unhideWhenUsed="1"/>
     <w:lsdException w:name="annotation text" w:semiHidden="1" w:unhideWhenUsed="1"/>
     <w:lsdException w:name="header" w:semiHidden="1" w:unhideWhenUsed="1"/>
     <w:lsdException w:name="footer" w:semiHidden="1" w:unhideWhenUsed="1"/>
     <w:lsdException w:name="index heading" w:semiHidden="1" w:unhideWhenUsed="1"/>
-    <w:lsdException w:name="caption" w:uiPriority="35" w:semiHidden="1" w:unhideWhenUsed="1" w:qFormat="1"/>
+    <w:lsdException w:name="caption" w:semiHidden="1" w:uiPriority="35" w:unhideWhenUsed="1" w:qFormat="1"/>
     <w:lsdException w:name="table of figures" w:semiHidden="1" w:unhideWhenUsed="1"/>
     <w:lsdException w:name="envelope address" w:semiHidden="1" w:unhideWhenUsed="1"/>
     <w:lsdException w:name="envelope return" w:semiHidden="1" w:unhideWhenUsed="1"/>
@@ -2950,7 +3025,7 @@
     <w:lsdException w:name="Title" w:uiPriority="10" w:qFormat="1"/>
     <w:lsdException w:name="Closing" w:semiHidden="1" w:unhideWhenUsed="1"/>
     <w:lsdException w:name="Signature" w:semiHidden="1" w:unhideWhenUsed="1"/>
-    <w:lsdException w:name="Default Paragraph Font" w:uiPriority="1" w:semiHidden="1" w:unhideWhenUsed="1"/>
+    <w:lsdException w:name="Default Paragraph Font" w:semiHidden="1" w:uiPriority="1" w:unhideWhenUsed="1"/>
     <w:lsdException w:name="Body Text" w:semiHidden="1" w:unhideWhenUsed="1"/>
     <w:lsdException w:name="Body Text Indent" w:semiHidden="1" w:unhideWhenUsed="1"/>
     <w:lsdException w:name="List Continue" w:semiHidden="1" w:unhideWhenUsed="1"/>
@@ -3150,8 +3225,8 @@
     <w:lsdException w:name="Subtle Reference" w:uiPriority="31" w:qFormat="1"/>
     <w:lsdException w:name="Intense Reference" w:uiPriority="32" w:qFormat="1"/>
     <w:lsdException w:name="Book Title" w:uiPriority="33" w:qFormat="1"/>
-    <w:lsdException w:name="Bibliography" w:uiPriority="37" w:semiHidden="1" w:unhideWhenUsed="1"/>
-    <w:lsdException w:name="TOC Heading" w:uiPriority="39" w:semiHidden="1" w:unhideWhenUsed="1" w:qFormat="1"/>
+    <w:lsdException w:name="Bibliography" w:semiHidden="1" w:uiPriority="37" w:unhideWhenUsed="1"/>
+    <w:lsdException w:name="TOC Heading" w:semiHidden="1" w:uiPriority="39" w:unhideWhenUsed="1" w:qFormat="1"/>
     <w:lsdException w:name="Plain Table 1" w:uiPriority="41"/>
     <w:lsdException w:name="Plain Table 2" w:uiPriority="42"/>
     <w:lsdException w:name="Plain Table 3" w:uiPriority="43"/>
@@ -3262,7 +3337,7 @@
     <w:lsdException w:name="Unresolved Mention" w:semiHidden="1" w:unhideWhenUsed="1"/>
     <w:lsdException w:name="Smart Link" w:semiHidden="1" w:unhideWhenUsed="1"/>
   </w:latentStyles>
-  <w:style w:type="paragraph" w:styleId="Normal" w:default="1">
+  <w:style w:type="paragraph" w:default="1" w:styleId="Normal">
     <w:name w:val="Normal"/>
     <w:qFormat/>
     <w:rsid w:val="004350AE"/>
@@ -3310,20 +3385,20 @@
       <w:outlineLvl w:val="1"/>
     </w:pPr>
     <w:rPr>
-      <w:rFonts w:ascii="Aptos Display" w:hAnsi="Aptos Display" w:eastAsiaTheme="majorEastAsia" w:cstheme="majorBidi"/>
+      <w:rFonts w:ascii="Aptos Display" w:eastAsiaTheme="majorEastAsia" w:hAnsi="Aptos Display" w:cstheme="majorBidi"/>
       <w:b/>
       <w:color w:val="000000" w:themeColor="text1"/>
       <w:sz w:val="32"/>
       <w:szCs w:val="26"/>
     </w:rPr>
   </w:style>
-  <w:style w:type="character" w:styleId="Policepardfaut" w:default="1">
+  <w:style w:type="character" w:default="1" w:styleId="Policepardfaut">
     <w:name w:val="Default Paragraph Font"/>
     <w:uiPriority w:val="1"/>
     <w:semiHidden/>
     <w:unhideWhenUsed/>
   </w:style>
-  <w:style w:type="table" w:styleId="TableauNormal" w:default="1">
+  <w:style w:type="table" w:default="1" w:styleId="TableauNormal">
     <w:name w:val="Normal Table"/>
     <w:uiPriority w:val="99"/>
     <w:semiHidden/>
@@ -3338,7 +3413,7 @@
       </w:tblCellMar>
     </w:tblPr>
   </w:style>
-  <w:style w:type="numbering" w:styleId="Aucuneliste" w:default="1">
+  <w:style w:type="numbering" w:default="1" w:styleId="Aucuneliste">
     <w:name w:val="No List"/>
     <w:uiPriority w:val="99"/>
     <w:semiHidden/>
@@ -3383,7 +3458,7 @@
       <w:szCs w:val="16"/>
     </w:rPr>
   </w:style>
-  <w:style w:type="character" w:styleId="TextedebullesCar" w:customStyle="1">
+  <w:style w:type="character" w:customStyle="1" w:styleId="TextedebullesCar">
     <w:name w:val="Texte de bulles Car"/>
     <w:basedOn w:val="Policepardfaut"/>
     <w:link w:val="Textedebulles"/>
@@ -3396,14 +3471,14 @@
       <w:szCs w:val="16"/>
     </w:rPr>
   </w:style>
-  <w:style w:type="character" w:styleId="Titre1Car" w:customStyle="1">
+  <w:style w:type="character" w:customStyle="1" w:styleId="Titre1Car">
     <w:name w:val="Titre 1 Car"/>
     <w:basedOn w:val="Policepardfaut"/>
     <w:link w:val="Titre1"/>
     <w:uiPriority w:val="9"/>
     <w:rsid w:val="004350AE"/>
     <w:rPr>
-      <w:rFonts w:ascii="Aptos" w:hAnsi="Aptos" w:eastAsiaTheme="majorEastAsia" w:cstheme="majorBidi"/>
+      <w:rFonts w:ascii="Aptos" w:eastAsiaTheme="majorEastAsia" w:hAnsi="Aptos" w:cstheme="majorBidi"/>
       <w:b/>
       <w:bCs/>
       <w:color w:val="365F91" w:themeColor="accent1" w:themeShade="BF"/>
@@ -3440,7 +3515,7 @@
       <w:szCs w:val="20"/>
     </w:rPr>
   </w:style>
-  <w:style w:type="character" w:styleId="CommentaireCar" w:customStyle="1">
+  <w:style w:type="character" w:customStyle="1" w:styleId="CommentaireCar">
     <w:name w:val="Commentaire Car"/>
     <w:basedOn w:val="Policepardfaut"/>
     <w:link w:val="Commentaire"/>
@@ -3466,7 +3541,7 @@
       <w:bCs/>
     </w:rPr>
   </w:style>
-  <w:style w:type="character" w:styleId="ObjetducommentaireCar" w:customStyle="1">
+  <w:style w:type="character" w:customStyle="1" w:styleId="ObjetducommentaireCar">
     <w:name w:val="Objet du commentaire Car"/>
     <w:basedOn w:val="CommentaireCar"/>
     <w:link w:val="Objetducommentaire"/>
@@ -3495,7 +3570,7 @@
       <w:spacing w:after="0" w:line="240" w:lineRule="auto"/>
     </w:pPr>
   </w:style>
-  <w:style w:type="character" w:styleId="En-tteCar" w:customStyle="1">
+  <w:style w:type="character" w:customStyle="1" w:styleId="En-tteCar">
     <w:name w:val="En-tête Car"/>
     <w:basedOn w:val="Policepardfaut"/>
     <w:link w:val="En-tte"/>
@@ -3517,7 +3592,7 @@
       <w:spacing w:after="0" w:line="240" w:lineRule="auto"/>
     </w:pPr>
   </w:style>
-  <w:style w:type="character" w:styleId="PieddepageCar" w:customStyle="1">
+  <w:style w:type="character" w:customStyle="1" w:styleId="PieddepageCar">
     <w:name w:val="Pied de page Car"/>
     <w:basedOn w:val="Policepardfaut"/>
     <w:link w:val="Pieddepage"/>
@@ -3537,21 +3612,21 @@
       <w:contextualSpacing/>
     </w:pPr>
     <w:rPr>
-      <w:rFonts w:ascii="Aptos Display" w:hAnsi="Aptos Display" w:eastAsiaTheme="majorEastAsia" w:cstheme="majorBidi"/>
+      <w:rFonts w:ascii="Aptos Display" w:eastAsiaTheme="majorEastAsia" w:hAnsi="Aptos Display" w:cstheme="majorBidi"/>
       <w:spacing w:val="-10"/>
       <w:kern w:val="28"/>
       <w:sz w:val="56"/>
       <w:szCs w:val="56"/>
     </w:rPr>
   </w:style>
-  <w:style w:type="character" w:styleId="TitreCar" w:customStyle="1">
+  <w:style w:type="character" w:customStyle="1" w:styleId="TitreCar">
     <w:name w:val="Titre Car"/>
     <w:basedOn w:val="Policepardfaut"/>
     <w:link w:val="Titre"/>
     <w:uiPriority w:val="10"/>
     <w:rsid w:val="004350AE"/>
     <w:rPr>
-      <w:rFonts w:ascii="Aptos Display" w:hAnsi="Aptos Display" w:eastAsiaTheme="majorEastAsia" w:cstheme="majorBidi"/>
+      <w:rFonts w:ascii="Aptos Display" w:eastAsiaTheme="majorEastAsia" w:hAnsi="Aptos Display" w:cstheme="majorBidi"/>
       <w:spacing w:val="-10"/>
       <w:kern w:val="28"/>
       <w:sz w:val="56"/>
@@ -3570,44 +3645,37 @@
       <w:u w:val="single"/>
     </w:rPr>
   </w:style>
-  <w:style w:type="character" w:styleId="Titre2Car" w:customStyle="1">
+  <w:style w:type="character" w:customStyle="1" w:styleId="Titre2Car">
     <w:name w:val="Titre 2 Car"/>
     <w:basedOn w:val="Policepardfaut"/>
     <w:link w:val="Titre2"/>
     <w:uiPriority w:val="9"/>
     <w:rsid w:val="0097126C"/>
     <w:rPr>
-      <w:rFonts w:ascii="Aptos Display" w:hAnsi="Aptos Display" w:eastAsiaTheme="majorEastAsia" w:cstheme="majorBidi"/>
+      <w:rFonts w:ascii="Aptos Display" w:eastAsiaTheme="majorEastAsia" w:hAnsi="Aptos Display" w:cstheme="majorBidi"/>
       <w:b/>
       <w:color w:val="000000" w:themeColor="text1"/>
       <w:sz w:val="32"/>
       <w:szCs w:val="26"/>
     </w:rPr>
   </w:style>
-  <w:style xmlns:w="http://schemas.openxmlformats.org/wordprocessingml/2006/main" w:type="table" w:styleId="TableGrid">
-    <w:name xmlns:w="http://schemas.openxmlformats.org/wordprocessingml/2006/main" w:val="Table Grid"/>
-    <w:basedOn xmlns:w="http://schemas.openxmlformats.org/wordprocessingml/2006/main" w:val="TableauNormal"/>
-    <w:uiPriority xmlns:w="http://schemas.openxmlformats.org/wordprocessingml/2006/main" w:val="59"/>
-    <w:rsid xmlns:w="http://schemas.openxmlformats.org/wordprocessingml/2006/main" w:val="00FB4123"/>
-    <w:pPr xmlns:w="http://schemas.openxmlformats.org/wordprocessingml/2006/main">
+  <w:style w:type="table" w:styleId="Grilledutableau">
+    <w:name w:val="Table Grid"/>
+    <w:basedOn w:val="TableauNormal"/>
+    <w:uiPriority w:val="59"/>
+    <w:rsid w:val="00FB4123"/>
+    <w:pPr>
       <w:spacing w:after="0" w:line="240" w:lineRule="auto"/>
     </w:pPr>
-    <w:tblPr xmlns:w="http://schemas.openxmlformats.org/wordprocessingml/2006/main">
-      <w:tblInd w:w="0" w:type="dxa"/>
+    <w:tblPr>
       <w:tblBorders>
-        <w:top w:val="single" w:color="000000" w:themeColor="text1" w:sz="4" w:space="0"/>
-        <w:left w:val="single" w:color="000000" w:themeColor="text1" w:sz="4" w:space="0"/>
-        <w:bottom w:val="single" w:color="000000" w:themeColor="text1" w:sz="4" w:space="0"/>
-        <w:right w:val="single" w:color="000000" w:themeColor="text1" w:sz="4" w:space="0"/>
-        <w:insideH w:val="single" w:color="000000" w:themeColor="text1" w:sz="4" w:space="0"/>
-        <w:insideV w:val="single" w:color="000000" w:themeColor="text1" w:sz="4" w:space="0"/>
+        <w:top w:val="single" w:sz="4" w:space="0" w:color="000000" w:themeColor="text1"/>
+        <w:left w:val="single" w:sz="4" w:space="0" w:color="000000" w:themeColor="text1"/>
+        <w:bottom w:val="single" w:sz="4" w:space="0" w:color="000000" w:themeColor="text1"/>
+        <w:right w:val="single" w:sz="4" w:space="0" w:color="000000" w:themeColor="text1"/>
+        <w:insideH w:val="single" w:sz="4" w:space="0" w:color="000000" w:themeColor="text1"/>
+        <w:insideV w:val="single" w:sz="4" w:space="0" w:color="000000" w:themeColor="text1"/>
       </w:tblBorders>
-      <w:tblCellMar>
-        <w:top w:w="0" w:type="dxa"/>
-        <w:left w:w="108" w:type="dxa"/>
-        <w:bottom w:w="0" w:type="dxa"/>
-        <w:right w:w="108" w:type="dxa"/>
-      </w:tblCellMar>
     </w:tblPr>
   </w:style>
 </w:styles>
